--- a/fixtures/international-cv/international-cv-resume-letter.docx
+++ b/fixtures/international-cv/international-cv-resume-letter.docx
@@ -271,7 +271,7 @@
           <w:bCs w:val="1"/>
           <w:rtl w:val="0"/>
         </w:rPr>
-        <w:t xml:space="preserve">Pennine Energy</w:t>
+        <w:t xml:space="preserve">Thornholme Energy</w:t>
       </w:r>
       <w:r>
         <w:rPr>
@@ -535,7 +535,7 @@
           <w:bCs w:val="1"/>
           <w:rtl w:val="0"/>
         </w:rPr>
-        <w:t xml:space="preserve">University of Sheffield Department of Economics</w:t>
+        <w:t xml:space="preserve">Brindlecroft University Department of Economics</w:t>
       </w:r>
       <w:r>
         <w:rPr>
@@ -945,7 +945,7 @@
           <w:bCs w:val="1"/>
           <w:rtl w:val="0"/>
         </w:rPr>
-        <w:t xml:space="preserve">University of Manchester</w:t>
+        <w:t xml:space="preserve">Northmoor University</w:t>
       </w:r>
       <w:r>
         <w:rPr>
@@ -1026,7 +1026,7 @@
           <w:bCs w:val="1"/>
           <w:rtl w:val="0"/>
         </w:rPr>
-        <w:t xml:space="preserve">University of Sheffield</w:t>
+        <w:t xml:space="preserve">Brindlecroft University</w:t>
       </w:r>
       <w:r>
         <w:rPr>

--- a/fixtures/international-cv/international-cv-resume-letter.docx
+++ b/fixtures/international-cv/international-cv-resume-letter.docx
@@ -31,7 +31,7 @@
           <w:rPr>
             <w:rtl w:val="0"/>
           </w:rPr>
-          <w:t xml:space="preserve">oliver.hughes@email.com</w:t>
+          <w:t xml:space="preserve">oliver.hughes@example.com</w:t>
         </w:r>
       </w:hyperlink>
       <w:r>
